--- a/strateon/STRATEON_Letterhead_RU.docx
+++ b/strateon/STRATEON_Letterhead_RU.docx
@@ -326,7 +326,7 @@
   <w:p>
     <w:pPr>
       <w:pBdr>
-        <w:top w:val="single" w:color="DFA02F" w:sz="12"/>
+        <w:top w:val="single" w:color="E8990C" w:sz="18"/>
       </w:pBdr>
       <w:spacing w:before="60"/>
       <w:jc w:val="center"/>
@@ -334,18 +334,22 @@
     <w:r>
       <w:rPr>
         <w:rFonts w:ascii="Arial" w:cs="Arial" w:eastAsia="Arial" w:hAnsi="Arial"/>
+        <w:b/>
+        <w:bCs/>
         <w:color w:val="16283C"/>
-        <w:sz w:val="13"/>
-        <w:szCs w:val="13"/>
+        <w:sz w:val="14"/>
+        <w:szCs w:val="14"/>
       </w:rPr>
       <w:t xml:space="preserve">S T R A T E O N   T R A D I N G   F Z C O</w:t>
     </w:r>
     <w:r>
       <w:rPr>
         <w:rFonts w:ascii="Arial" w:cs="Arial" w:eastAsia="Arial" w:hAnsi="Arial"/>
+        <w:b/>
+        <w:bCs/>
         <w:color w:val="16283C"/>
-        <w:sz w:val="13"/>
-        <w:szCs w:val="13"/>
+        <w:sz w:val="14"/>
+        <w:szCs w:val="14"/>
       </w:rPr>
       <w:t xml:space="preserve">   ·   Свободная зона DMCC, Дубай, ОАЭ   ·   Торговая лицензия № DMCC-1023898</w:t>
     </w:r>
@@ -486,8 +490,8 @@
             <w:rPr>
               <w:rFonts w:ascii="Arial" w:cs="Arial" w:eastAsia="Arial" w:hAnsi="Arial"/>
               <w:color w:val="16283C"/>
-              <w:sz w:val="15"/>
-              <w:szCs w:val="15"/>
+              <w:sz w:val="17"/>
+              <w:szCs w:val="17"/>
             </w:rPr>
             <w:t xml:space="preserve">Торговая лицензия № DMCC-1023898</w:t>
           </w:r>
@@ -501,8 +505,8 @@
             <w:rPr>
               <w:rFonts w:ascii="Arial" w:cs="Arial" w:eastAsia="Arial" w:hAnsi="Arial"/>
               <w:color w:val="16283C"/>
-              <w:sz w:val="15"/>
-              <w:szCs w:val="15"/>
+              <w:sz w:val="17"/>
+              <w:szCs w:val="17"/>
             </w:rPr>
             <w:t xml:space="preserve">Unit 2572, Level 1, DMCC Business Centre,</w:t>
           </w:r>
@@ -516,8 +520,8 @@
             <w:rPr>
               <w:rFonts w:ascii="Arial" w:cs="Arial" w:eastAsia="Arial" w:hAnsi="Arial"/>
               <w:color w:val="16283C"/>
-              <w:sz w:val="15"/>
-              <w:szCs w:val="15"/>
+              <w:sz w:val="17"/>
+              <w:szCs w:val="17"/>
             </w:rPr>
             <w:t xml:space="preserve">Jewellery &amp; Gemplex 3, Дубай, ОАЭ</w:t>
           </w:r>
@@ -531,8 +535,8 @@
             <w:rPr>
               <w:rFonts w:ascii="Arial" w:cs="Arial" w:eastAsia="Arial" w:hAnsi="Arial"/>
               <w:color w:val="16283C"/>
-              <w:sz w:val="15"/>
-              <w:szCs w:val="15"/>
+              <w:sz w:val="17"/>
+              <w:szCs w:val="17"/>
             </w:rPr>
             <w:t xml:space="preserve">+971 50 910 2570 · info@strateon.pro</w:t>
           </w:r>
@@ -546,8 +550,8 @@
             <w:rPr>
               <w:rFonts w:ascii="Arial" w:cs="Arial" w:eastAsia="Arial" w:hAnsi="Arial"/>
               <w:color w:val="16283C"/>
-              <w:sz w:val="15"/>
-              <w:szCs w:val="15"/>
+              <w:sz w:val="17"/>
+              <w:szCs w:val="17"/>
             </w:rPr>
             <w:t xml:space="preserve">www.strateon.pro</w:t>
           </w:r>
@@ -558,7 +562,7 @@
   <w:p>
     <w:pPr>
       <w:pBdr>
-        <w:bottom w:val="single" w:color="DFA02F" w:sz="20"/>
+        <w:bottom w:val="single" w:color="E8990C" w:sz="32"/>
       </w:pBdr>
       <w:spacing w:after="0" w:before="120"/>
     </w:pPr>

--- a/strateon/STRATEON_Letterhead_RU.docx
+++ b/strateon/STRATEON_Letterhead_RU.docx
@@ -326,7 +326,7 @@
   <w:p>
     <w:pPr>
       <w:pBdr>
-        <w:top w:val="single" w:color="E8990C" w:sz="18"/>
+        <w:top w:val="single" w:color="C9973B" w:sz="18"/>
       </w:pBdr>
       <w:spacing w:before="60"/>
       <w:jc w:val="center"/>
@@ -562,7 +562,7 @@
   <w:p>
     <w:pPr>
       <w:pBdr>
-        <w:bottom w:val="single" w:color="E8990C" w:sz="32"/>
+        <w:bottom w:val="single" w:color="C9973B" w:sz="32"/>
       </w:pBdr>
       <w:spacing w:after="0" w:before="120"/>
     </w:pPr>
